--- a/public/2026/projets/FICHE_S5-A05_MesureGain_3eme.docx
+++ b/public/2026/projets/FICHE_S5-A05_MesureGain_3eme.docx
@@ -211,32 +211,6 @@
                 <w:szCs w:val="15"/>
               </w:rPr>
               <w:t xml:space="preserve">ACTIVITÉ N°05  ·  S30</w:t>
-            </w:r>
-          </w:p>
-          <w:p>
-            <w:pPr>
-              <w:spacing w:after="0"/>
-            </w:pPr>
-            <w:r>
-              <w:rPr>
-                <w:rFonts w:ascii="Arial" w:cs="Arial" w:eastAsia="Arial" w:hAnsi="Arial"/>
-                <w:sz w:val="14"/>
-                <w:szCs w:val="14"/>
-              </w:rPr>
-              <w:t xml:space="preserve">NOM : ..............................</w:t>
-            </w:r>
-          </w:p>
-          <w:p>
-            <w:pPr>
-              <w:spacing w:after="0"/>
-            </w:pPr>
-            <w:r>
-              <w:rPr>
-                <w:rFonts w:ascii="Arial" w:cs="Arial" w:eastAsia="Arial" w:hAnsi="Arial"/>
-                <w:sz w:val="14"/>
-                <w:szCs w:val="14"/>
-              </w:rPr>
-              <w:t xml:space="preserve">PRÉNOM : .........................</w:t>
             </w:r>
           </w:p>
         </w:tc>
@@ -1620,7 +1594,7 @@
     </w:p>
     <w:p>
       <w:pPr>
-        <w:spacing w:after="48" w:before="50"/>
+        <w:spacing w:after="230" w:before="50"/>
       </w:pPr>
       <w:r>
         <w:rPr>
@@ -2280,7 +2254,7 @@
     </w:p>
     <w:p>
       <w:pPr>
-        <w:spacing w:after="48" w:before="50"/>
+        <w:spacing w:after="230" w:before="50"/>
       </w:pPr>
       <w:r>
         <w:rPr>
@@ -2292,12 +2266,12 @@
           <w:sz w:val="24"/>
           <w:szCs w:val="24"/>
         </w:rPr>
-        <w:t xml:space="preserve">Sur ma variable, la modalité ..... donne le meilleur gain, ce qui montre que ........................................</w:t>
+        <w:t xml:space="preserve">Sur ma variable, la modalité ..... donne le meilleur gain, ce qui montre que .....................</w:t>
       </w:r>
     </w:p>
     <w:p>
       <w:pPr>
-        <w:spacing w:after="128"/>
+        <w:spacing w:after="240"/>
       </w:pPr>
       <w:r>
         <w:rPr>
@@ -2309,7 +2283,7 @@
           <w:sz w:val="24"/>
           <w:szCs w:val="24"/>
         </w:rPr>
-        <w:t xml:space="preserve">..............................................................................</w:t>
+        <w:t xml:space="preserve">............................................................................................................................................</w:t>
       </w:r>
     </w:p>
     <w:p>

--- a/public/2026/projets/FICHE_S5-A05_MesureGain_3eme.docx
+++ b/public/2026/projets/FICHE_S5-A05_MesureGain_3eme.docx
@@ -1081,7 +1081,7 @@
                 <w:sz w:val="24"/>
                 <w:szCs w:val="24"/>
               </w:rPr>
-              <w:t xml:space="preserve">........</w:t>
+              <w:t xml:space="preserve">....................</w:t>
             </w:r>
           </w:p>
         </w:tc>
@@ -1118,7 +1118,7 @@
                 <w:sz w:val="24"/>
                 <w:szCs w:val="24"/>
               </w:rPr>
-              <w:t xml:space="preserve">........</w:t>
+              <w:t xml:space="preserve">....................</w:t>
             </w:r>
           </w:p>
         </w:tc>
@@ -1155,7 +1155,7 @@
                 <w:sz w:val="24"/>
                 <w:szCs w:val="24"/>
               </w:rPr>
-              <w:t xml:space="preserve">........</w:t>
+              <w:t xml:space="preserve">....................</w:t>
             </w:r>
           </w:p>
         </w:tc>
@@ -1192,7 +1192,7 @@
                 <w:sz w:val="24"/>
                 <w:szCs w:val="24"/>
               </w:rPr>
-              <w:t xml:space="preserve">........</w:t>
+              <w:t xml:space="preserve">....................</w:t>
             </w:r>
           </w:p>
         </w:tc>
@@ -1271,7 +1271,7 @@
                 <w:sz w:val="24"/>
                 <w:szCs w:val="24"/>
               </w:rPr>
-              <w:t xml:space="preserve">........</w:t>
+              <w:t xml:space="preserve">....................</w:t>
             </w:r>
           </w:p>
         </w:tc>
@@ -1308,7 +1308,7 @@
                 <w:sz w:val="24"/>
                 <w:szCs w:val="24"/>
               </w:rPr>
-              <w:t xml:space="preserve">........</w:t>
+              <w:t xml:space="preserve">....................</w:t>
             </w:r>
           </w:p>
         </w:tc>
@@ -1345,7 +1345,7 @@
                 <w:sz w:val="24"/>
                 <w:szCs w:val="24"/>
               </w:rPr>
-              <w:t xml:space="preserve">........</w:t>
+              <w:t xml:space="preserve">....................</w:t>
             </w:r>
           </w:p>
         </w:tc>
@@ -1382,7 +1382,7 @@
                 <w:sz w:val="24"/>
                 <w:szCs w:val="24"/>
               </w:rPr>
-              <w:t xml:space="preserve">........</w:t>
+              <w:t xml:space="preserve">....................</w:t>
             </w:r>
           </w:p>
         </w:tc>
@@ -1457,7 +1457,7 @@
                 <w:sz w:val="24"/>
                 <w:szCs w:val="24"/>
               </w:rPr>
-              <w:t xml:space="preserve">........</w:t>
+              <w:t xml:space="preserve">....................</w:t>
             </w:r>
           </w:p>
         </w:tc>
@@ -1492,7 +1492,7 @@
                 <w:sz w:val="24"/>
                 <w:szCs w:val="24"/>
               </w:rPr>
-              <w:t xml:space="preserve">........</w:t>
+              <w:t xml:space="preserve">....................</w:t>
             </w:r>
           </w:p>
         </w:tc>
@@ -1527,7 +1527,7 @@
                 <w:sz w:val="24"/>
                 <w:szCs w:val="24"/>
               </w:rPr>
-              <w:t xml:space="preserve">........</w:t>
+              <w:t xml:space="preserve">....................</w:t>
             </w:r>
           </w:p>
         </w:tc>
@@ -1562,7 +1562,7 @@
                 <w:sz w:val="24"/>
                 <w:szCs w:val="24"/>
               </w:rPr>
-              <w:t xml:space="preserve">........</w:t>
+              <w:t xml:space="preserve">....................</w:t>
             </w:r>
           </w:p>
         </w:tc>
@@ -1940,7 +1940,7 @@
                 <w:sz w:val="24"/>
                 <w:szCs w:val="24"/>
               </w:rPr>
-              <w:t xml:space="preserve">..........</w:t>
+              <w:t xml:space="preserve">...............................</w:t>
             </w:r>
           </w:p>
         </w:tc>
@@ -1977,7 +1977,7 @@
                 <w:sz w:val="24"/>
                 <w:szCs w:val="24"/>
               </w:rPr>
-              <w:t xml:space="preserve">..........</w:t>
+              <w:t xml:space="preserve">...............................</w:t>
             </w:r>
           </w:p>
         </w:tc>
@@ -2014,7 +2014,7 @@
                 <w:sz w:val="24"/>
                 <w:szCs w:val="24"/>
               </w:rPr>
-              <w:t xml:space="preserve">..........</w:t>
+              <w:t xml:space="preserve">...............................</w:t>
             </w:r>
           </w:p>
         </w:tc>
@@ -2089,7 +2089,7 @@
                 <w:sz w:val="24"/>
                 <w:szCs w:val="24"/>
               </w:rPr>
-              <w:t xml:space="preserve">..........</w:t>
+              <w:t xml:space="preserve">...............................</w:t>
             </w:r>
           </w:p>
         </w:tc>
@@ -2124,7 +2124,7 @@
                 <w:sz w:val="24"/>
                 <w:szCs w:val="24"/>
               </w:rPr>
-              <w:t xml:space="preserve">..........</w:t>
+              <w:t xml:space="preserve">...............................</w:t>
             </w:r>
           </w:p>
         </w:tc>
@@ -2159,7 +2159,7 @@
                 <w:sz w:val="24"/>
                 <w:szCs w:val="24"/>
               </w:rPr>
-              <w:t xml:space="preserve">..........</w:t>
+              <w:t xml:space="preserve">...............................</w:t>
             </w:r>
           </w:p>
         </w:tc>

--- a/public/2026/projets/FICHE_S5-A05_MesureGain_3eme.docx
+++ b/public/2026/projets/FICHE_S5-A05_MesureGain_3eme.docx
@@ -349,8 +349,37 @@
       <w:pPr>
         <w:keepNext/>
         <w:keepLines/>
+        <w:spacing w:after="60"/>
+      </w:pPr>
+    </w:p>
+    <w:p>
+      <w:pPr>
         <w:spacing w:after="128"/>
       </w:pPr>
+      <w:r>
+        <w:rPr>
+          <w:rFonts w:ascii="Arial" w:cs="Arial" w:eastAsia="Arial" w:hAnsi="Arial"/>
+          <w:b/>
+          <w:bCs/>
+          <w:i w:val="false"/>
+          <w:iCs w:val="false"/>
+          <w:sz w:val="24"/>
+          <w:szCs w:val="24"/>
+        </w:rPr>
+        <w:t xml:space="preserve">OBJECTIF — </w:t>
+      </w:r>
+      <w:r>
+        <w:rPr>
+          <w:rFonts w:ascii="Arial" w:cs="Arial" w:eastAsia="Arial" w:hAnsi="Arial"/>
+          <w:b w:val="false"/>
+          <w:bCs w:val="false"/>
+          <w:i w:val="false"/>
+          <w:iCs w:val="false"/>
+          <w:sz w:val="24"/>
+          <w:szCs w:val="24"/>
+        </w:rPr>
+        <w:t xml:space="preserve">Tu sauras mesurer le gain en décibels selon un protocole commun.</w:t>
+      </w:r>
     </w:p>
     <w:tbl>
       <w:tblPr>
